--- a/starter_packs/document_heavy/Alix-AI/templates/intake_guardianship/template.docx
+++ b/starter_packs/document_heavy/Alix-AI/templates/intake_guardianship/template.docx
@@ -135,14 +135,21 @@
       </w:r>
     </w:p>
     <w:p>
-      <w:r>
-        <w:rPr>
-          <w:b w:val="0"/>
-          <w:i w:val="0"/>
-          <w:sz w:val="22"/>
-        </w:rPr>
-        <w:t>__________________________________________________________________________________________</w:t>
-      </w:r>
+      <w:sdt>
+        <w:sdtPr>
+          <w:alias w:val="Q1: Is this guardianship for a minor child, or for an adult believed to be incapacitated?"/>
+          <w:tag w:val="q1_1"/>
+          <w:id w:val="1"/>
+          <w:showingPlcHdr/>
+          <w:text/>
+        </w:sdtPr>
+        <w:sdtEndPr/>
+        <w:sdtContent>
+          <w:r>
+            <w:t xml:space="preserve"/>
+          </w:r>
+        </w:sdtContent>
+      </w:sdt>
     </w:p>
     <w:p>
       <w:r>
@@ -164,14 +171,21 @@
       </w:r>
     </w:p>
     <w:p>
-      <w:r>
-        <w:rPr>
-          <w:b w:val="0"/>
-          <w:i w:val="0"/>
-          <w:sz w:val="22"/>
-        </w:rPr>
-        <w:t>__________________________________________________________________________________________</w:t>
-      </w:r>
+      <w:sdt>
+        <w:sdtPr>
+          <w:alias w:val="Q2: Is this an emergency situation requiring immediate court action?"/>
+          <w:tag w:val="q2_1"/>
+          <w:id w:val="2"/>
+          <w:showingPlcHdr/>
+          <w:text/>
+        </w:sdtPr>
+        <w:sdtEndPr/>
+        <w:sdtContent>
+          <w:r>
+            <w:t xml:space="preserve"/>
+          </w:r>
+        </w:sdtContent>
+      </w:sdt>
     </w:p>
     <w:p>
       <w:r>
@@ -203,14 +217,21 @@
       </w:r>
     </w:p>
     <w:p>
-      <w:r>
-        <w:rPr>
-          <w:b w:val="0"/>
-          <w:i w:val="0"/>
-          <w:sz w:val="22"/>
-        </w:rPr>
-        <w:t>__________________________________________________________________________________________</w:t>
-      </w:r>
+      <w:sdt>
+        <w:sdtPr>
+          <w:alias w:val="Q3: Ward's full legal name and date of birth:"/>
+          <w:tag w:val="q3_1"/>
+          <w:id w:val="3"/>
+          <w:showingPlcHdr/>
+          <w:text/>
+        </w:sdtPr>
+        <w:sdtEndPr/>
+        <w:sdtContent>
+          <w:r>
+            <w:t xml:space="preserve"/>
+          </w:r>
+        </w:sdtContent>
+      </w:sdt>
     </w:p>
     <w:p>
       <w:r>
@@ -232,14 +253,21 @@
       </w:r>
     </w:p>
     <w:p>
-      <w:r>
-        <w:rPr>
-          <w:b w:val="0"/>
-          <w:i w:val="0"/>
-          <w:sz w:val="22"/>
-        </w:rPr>
-        <w:t>__________________________________________________________________________________________</w:t>
-      </w:r>
+      <w:sdt>
+        <w:sdtPr>
+          <w:alias w:val="Q4: Ward's current address and who they currently live with:"/>
+          <w:tag w:val="q4_1"/>
+          <w:id w:val="4"/>
+          <w:showingPlcHdr/>
+          <w:text/>
+        </w:sdtPr>
+        <w:sdtEndPr/>
+        <w:sdtContent>
+          <w:r>
+            <w:t xml:space="preserve"/>
+          </w:r>
+        </w:sdtContent>
+      </w:sdt>
     </w:p>
     <w:p>
       <w:r>
@@ -261,34 +289,55 @@
       </w:r>
     </w:p>
     <w:p>
-      <w:r>
-        <w:rPr>
-          <w:b w:val="0"/>
-          <w:i w:val="0"/>
-          <w:sz w:val="22"/>
-        </w:rPr>
-        <w:t>__________________________________________________________________________________________</w:t>
-      </w:r>
+      <w:sdt>
+        <w:sdtPr>
+          <w:alias w:val="Q5: For a minor: names of both living parents, and their relationship/custody status with the child. For an adult: nature of the incapacity and any supporting medical documentation available:"/>
+          <w:tag w:val="q5_1"/>
+          <w:id w:val="5"/>
+          <w:showingPlcHdr/>
+          <w:text/>
+        </w:sdtPr>
+        <w:sdtEndPr/>
+        <w:sdtContent>
+          <w:r>
+            <w:t xml:space="preserve"/>
+          </w:r>
+        </w:sdtContent>
+      </w:sdt>
     </w:p>
     <w:p>
-      <w:r>
-        <w:rPr>
-          <w:b w:val="0"/>
-          <w:i w:val="0"/>
-          <w:sz w:val="22"/>
-        </w:rPr>
-        <w:t>__________________________________________________________________________________________</w:t>
-      </w:r>
+      <w:sdt>
+        <w:sdtPr>
+          <w:alias w:val="Q5 (line 2): For a minor: names of both living parents, and their relationship/custody status with the child. For an adult: nature of the incapacity and any supporting medical documentation available:"/>
+          <w:tag w:val="q5_2"/>
+          <w:id w:val="6"/>
+          <w:showingPlcHdr/>
+          <w:text/>
+        </w:sdtPr>
+        <w:sdtEndPr/>
+        <w:sdtContent>
+          <w:r>
+            <w:t xml:space="preserve"/>
+          </w:r>
+        </w:sdtContent>
+      </w:sdt>
     </w:p>
     <w:p>
-      <w:r>
-        <w:rPr>
-          <w:b w:val="0"/>
-          <w:i w:val="0"/>
-          <w:sz w:val="22"/>
-        </w:rPr>
-        <w:t>__________________________________________________________________________________________</w:t>
-      </w:r>
+      <w:sdt>
+        <w:sdtPr>
+          <w:alias w:val="Q5 (line 3): For a minor: names of both living parents, and their relationship/custody status with the child. For an adult: nature of the incapacity and any supporting medical documentation available:"/>
+          <w:tag w:val="q5_3"/>
+          <w:id w:val="7"/>
+          <w:showingPlcHdr/>
+          <w:text/>
+        </w:sdtPr>
+        <w:sdtEndPr/>
+        <w:sdtContent>
+          <w:r>
+            <w:t xml:space="preserve"/>
+          </w:r>
+        </w:sdtContent>
+      </w:sdt>
     </w:p>
     <w:p>
       <w:r>
@@ -310,24 +359,38 @@
       </w:r>
     </w:p>
     <w:p>
-      <w:r>
-        <w:rPr>
-          <w:b w:val="0"/>
-          <w:i w:val="0"/>
-          <w:sz w:val="22"/>
-        </w:rPr>
-        <w:t>__________________________________________________________________________________________</w:t>
-      </w:r>
+      <w:sdt>
+        <w:sdtPr>
+          <w:alias w:val="Q6: Does the ward have any income, benefits, or assets (bank accounts, real property, etc.)? If so, please describe:"/>
+          <w:tag w:val="q6_1"/>
+          <w:id w:val="8"/>
+          <w:showingPlcHdr/>
+          <w:text/>
+        </w:sdtPr>
+        <w:sdtEndPr/>
+        <w:sdtContent>
+          <w:r>
+            <w:t xml:space="preserve"/>
+          </w:r>
+        </w:sdtContent>
+      </w:sdt>
     </w:p>
     <w:p>
-      <w:r>
-        <w:rPr>
-          <w:b w:val="0"/>
-          <w:i w:val="0"/>
-          <w:sz w:val="22"/>
-        </w:rPr>
-        <w:t>__________________________________________________________________________________________</w:t>
-      </w:r>
+      <w:sdt>
+        <w:sdtPr>
+          <w:alias w:val="Q6 (line 2): Does the ward have any income, benefits, or assets (bank accounts, real property, etc.)? If so, please describe:"/>
+          <w:tag w:val="q6_2"/>
+          <w:id w:val="9"/>
+          <w:showingPlcHdr/>
+          <w:text/>
+        </w:sdtPr>
+        <w:sdtEndPr/>
+        <w:sdtContent>
+          <w:r>
+            <w:t xml:space="preserve"/>
+          </w:r>
+        </w:sdtContent>
+      </w:sdt>
     </w:p>
     <w:p>
       <w:r>
@@ -359,14 +422,21 @@
       </w:r>
     </w:p>
     <w:p>
-      <w:r>
-        <w:rPr>
-          <w:b w:val="0"/>
-          <w:i w:val="0"/>
-          <w:sz w:val="22"/>
-        </w:rPr>
-        <w:t>__________________________________________________________________________________________</w:t>
-      </w:r>
+      <w:sdt>
+        <w:sdtPr>
+          <w:alias w:val="Q7: Proposed guardian's full legal name, address, and relationship to the ward:"/>
+          <w:tag w:val="q7_1"/>
+          <w:id w:val="10"/>
+          <w:showingPlcHdr/>
+          <w:text/>
+        </w:sdtPr>
+        <w:sdtEndPr/>
+        <w:sdtContent>
+          <w:r>
+            <w:t xml:space="preserve"/>
+          </w:r>
+        </w:sdtContent>
+      </w:sdt>
     </w:p>
     <w:p>
       <w:r>
@@ -388,14 +458,21 @@
       </w:r>
     </w:p>
     <w:p>
-      <w:r>
-        <w:rPr>
-          <w:b w:val="0"/>
-          <w:i w:val="0"/>
-          <w:sz w:val="22"/>
-        </w:rPr>
-        <w:t>__________________________________________________________________________________________</w:t>
-      </w:r>
+      <w:sdt>
+        <w:sdtPr>
+          <w:alias w:val="Q8: Is a co-guardian or alternate/successor guardian being proposed? If so, their name and relationship:"/>
+          <w:tag w:val="q8_1"/>
+          <w:id w:val="11"/>
+          <w:showingPlcHdr/>
+          <w:text/>
+        </w:sdtPr>
+        <w:sdtEndPr/>
+        <w:sdtContent>
+          <w:r>
+            <w:t xml:space="preserve"/>
+          </w:r>
+        </w:sdtContent>
+      </w:sdt>
     </w:p>
     <w:p>
       <w:r>
@@ -417,14 +494,21 @@
       </w:r>
     </w:p>
     <w:p>
-      <w:r>
-        <w:rPr>
-          <w:b w:val="0"/>
-          <w:i w:val="0"/>
-          <w:sz w:val="22"/>
-        </w:rPr>
-        <w:t>__________________________________________________________________________________________</w:t>
-      </w:r>
+      <w:sdt>
+        <w:sdtPr>
+          <w:alias w:val="Q9: Has the proposed guardian ever been convicted of a felony, or had a prior guardianship, custody, or dependency case involving them?"/>
+          <w:tag w:val="q9_1"/>
+          <w:id w:val="12"/>
+          <w:showingPlcHdr/>
+          <w:text/>
+        </w:sdtPr>
+        <w:sdtEndPr/>
+        <w:sdtContent>
+          <w:r>
+            <w:t xml:space="preserve"/>
+          </w:r>
+        </w:sdtContent>
+      </w:sdt>
     </w:p>
     <w:p>
       <w:r>
@@ -456,24 +540,38 @@
       </w:r>
     </w:p>
     <w:p>
-      <w:r>
-        <w:rPr>
-          <w:b w:val="0"/>
-          <w:i w:val="0"/>
-          <w:sz w:val="22"/>
-        </w:rPr>
-        <w:t>__________________________________________________________________________________________</w:t>
-      </w:r>
+      <w:sdt>
+        <w:sdtPr>
+          <w:alias w:val="Q10: Is there any existing custody order, power of attorney, advance directive, or prior guardianship proceeding involving the ward? If so, please describe:"/>
+          <w:tag w:val="q10_1"/>
+          <w:id w:val="13"/>
+          <w:showingPlcHdr/>
+          <w:text/>
+        </w:sdtPr>
+        <w:sdtEndPr/>
+        <w:sdtContent>
+          <w:r>
+            <w:t xml:space="preserve"/>
+          </w:r>
+        </w:sdtContent>
+      </w:sdt>
     </w:p>
     <w:p>
-      <w:r>
-        <w:rPr>
-          <w:b w:val="0"/>
-          <w:i w:val="0"/>
-          <w:sz w:val="22"/>
-        </w:rPr>
-        <w:t>__________________________________________________________________________________________</w:t>
-      </w:r>
+      <w:sdt>
+        <w:sdtPr>
+          <w:alias w:val="Q10 (line 2): Is there any existing custody order, power of attorney, advance directive, or prior guardianship proceeding involving the ward? If so, please describe:"/>
+          <w:tag w:val="q10_2"/>
+          <w:id w:val="14"/>
+          <w:showingPlcHdr/>
+          <w:text/>
+        </w:sdtPr>
+        <w:sdtEndPr/>
+        <w:sdtContent>
+          <w:r>
+            <w:t xml:space="preserve"/>
+          </w:r>
+        </w:sdtContent>
+      </w:sdt>
     </w:p>
     <w:p>
       <w:r>
@@ -495,14 +593,21 @@
       </w:r>
     </w:p>
     <w:p>
-      <w:r>
-        <w:rPr>
-          <w:b w:val="0"/>
-          <w:i w:val="0"/>
-          <w:sz w:val="22"/>
-        </w:rPr>
-        <w:t>__________________________________________________________________________________________</w:t>
-      </w:r>
+      <w:sdt>
+        <w:sdtPr>
+          <w:alias w:val="Q11: Is any other party expected to object to this guardianship?"/>
+          <w:tag w:val="q11_1"/>
+          <w:id w:val="15"/>
+          <w:showingPlcHdr/>
+          <w:text/>
+        </w:sdtPr>
+        <w:sdtEndPr/>
+        <w:sdtContent>
+          <w:r>
+            <w:t xml:space="preserve"/>
+          </w:r>
+        </w:sdtContent>
+      </w:sdt>
     </w:p>
     <w:p>
       <w:r>
@@ -524,14 +629,21 @@
       </w:r>
     </w:p>
     <w:p>
-      <w:r>
-        <w:rPr>
-          <w:b w:val="0"/>
-          <w:i w:val="0"/>
-          <w:sz w:val="22"/>
-        </w:rPr>
-        <w:t>__________________________________________________________________________________________</w:t>
-      </w:r>
+      <w:sdt>
+        <w:sdtPr>
+          <w:alias w:val="Q12: Reason guardianship is being sought at this time:"/>
+          <w:tag w:val="q12_1"/>
+          <w:id w:val="16"/>
+          <w:showingPlcHdr/>
+          <w:text/>
+        </w:sdtPr>
+        <w:sdtEndPr/>
+        <w:sdtContent>
+          <w:r>
+            <w:t xml:space="preserve"/>
+          </w:r>
+        </w:sdtContent>
+      </w:sdt>
     </w:p>
     <w:p>
       <w:r>
